--- a/RT/РТ (УП11) пара 30 ст Ермилов Д.Е..docx
+++ b/RT/РТ (УП11) пара 30 ст Ермилов Д.Е..docx
@@ -11603,7 +11603,7 @@
                 <w:szCs w:val="23"/>
                 <w:lang w:eastAsia="ru-RU"/>
               </w:rPr>
-              <w:t xml:space="preserve">Проверка </w:t>
+              <w:t>Проверка </w:t>
             </w:r>
             <w:r>
               <w:rPr>
@@ -11692,7 +11692,7 @@
                 <w:szCs w:val="23"/>
                 <w:lang w:eastAsia="ru-RU"/>
               </w:rPr>
-              <w:t xml:space="preserve"> в операции</w:t>
+              <w:t> в операции</w:t>
             </w:r>
           </w:p>
         </w:tc>
@@ -11725,7 +11725,7 @@
                 <w:szCs w:val="23"/>
                 <w:lang w:eastAsia="ru-RU"/>
               </w:rPr>
-              <w:t xml:space="preserve">Проверка </w:t>
+              <w:t>Проверка </w:t>
             </w:r>
             <w:r>
               <w:rPr>
@@ -11837,7 +11837,7 @@
                 <w:szCs w:val="23"/>
                 <w:lang w:eastAsia="ru-RU"/>
               </w:rPr>
-              <w:t xml:space="preserve">Проверка </w:t>
+              <w:t>Проверка </w:t>
             </w:r>
             <w:r>
               <w:rPr>
@@ -11949,7 +11949,7 @@
                 <w:szCs w:val="23"/>
                 <w:lang w:eastAsia="ru-RU"/>
               </w:rPr>
-              <w:t xml:space="preserve">Проверка </w:t>
+              <w:t>Проверка </w:t>
             </w:r>
             <w:r>
               <w:rPr>
@@ -12061,7 +12061,7 @@
                 <w:szCs w:val="23"/>
                 <w:lang w:eastAsia="ru-RU"/>
               </w:rPr>
-              <w:t xml:space="preserve">Проверка </w:t>
+              <w:t>Проверка </w:t>
             </w:r>
             <w:r>
               <w:rPr>
@@ -13183,7 +13183,7 @@
                 <w:szCs w:val="23"/>
                 <w:lang w:eastAsia="ru-RU"/>
               </w:rPr>
-              <w:t xml:space="preserve"> → ваша папка </w:t>
+              <w:t> → ваша папка </w:t>
             </w:r>
             <w:r>
               <w:rPr>
@@ -13414,7 +13414,7 @@
                 <w:szCs w:val="23"/>
                 <w:lang w:eastAsia="ru-RU"/>
               </w:rPr>
-              <w:t xml:space="preserve">Активируйте venv: </w:t>
+              <w:t>Активируйте venv: </w:t>
             </w:r>
             <w:r>
               <w:rPr>
@@ -13525,7 +13525,7 @@
                 <w:szCs w:val="23"/>
                 <w:lang w:eastAsia="ru-RU"/>
               </w:rPr>
-              <w:t xml:space="preserve">Проверьте </w:t>
+              <w:t>Проверьте </w:t>
             </w:r>
             <w:r>
               <w:rPr>
@@ -13544,7 +13544,7 @@
                 <w:szCs w:val="23"/>
                 <w:lang w:eastAsia="ru-RU"/>
               </w:rPr>
-              <w:t xml:space="preserve"> в начале строки</w:t>
+              <w:t> в начале строки</w:t>
             </w:r>
           </w:p>
         </w:tc>
@@ -14590,7 +14590,7 @@
                 <w:szCs w:val="23"/>
                 <w:lang w:eastAsia="ru-RU"/>
               </w:rPr>
-              <w:t>☑</w:t>
+              <w:t>☐</w:t>
             </w:r>
             <w:r>
               <w:rPr>
@@ -17019,7 +17019,7 @@
                 <w:szCs w:val="23"/>
                 <w:lang w:eastAsia="ru-RU"/>
               </w:rPr>
-              <w:t>☑</w:t>
+              <w:t>☐</w:t>
             </w:r>
             <w:r>
               <w:rPr>
@@ -19851,21 +19851,52 @@
           <w:color w:val="0F1115"/>
           <w:lang w:eastAsia="ru-RU"/>
         </w:rPr>
-        <w:t>def add_product(name, price):</w:t>
+        <w:t>def calculate_price_perfume(item_id, base_price):</w:t>
+        <w:br/>
+        <w:t xml:space="preserve">    if not isinstance(item_id, int) or item_id &lt;= 0:</w:t>
+        <w:br/>
+        <w:t xml:space="preserve">        return 'Ошибка: неверный идентификатор'</w:t>
+        <w:br/>
+        <w:t xml:space="preserve">    conn = None</w:t>
         <w:br/>
         <w:t xml:space="preserve">    try:</w:t>
         <w:br/>
-        <w:t xml:space="preserve">        price = float(price)</w:t>
+        <w:t xml:space="preserve">        base_price = float(base_price)</w:t>
         <w:br/>
-        <w:t xml:space="preserve">        if price &lt;= 0:</w:t>
+        <w:t xml:space="preserve">        if base_price &lt;= 0:</w:t>
         <w:br/>
         <w:t xml:space="preserve">            raise ValueError('Цена должна быть больше нуля')</w:t>
         <w:br/>
-        <w:t xml:space="preserve">        db.execute('INSERT INTO perfume17.products(name) VALUES (%s)', (name,))</w:t>
+        <w:t xml:space="preserve">        conn = psycopg2.connect(**DB_CONFIG)</w:t>
         <w:br/>
-        <w:t xml:space="preserve">    except (ValueError, TypeError) as error:</w:t>
+        <w:t xml:space="preserve">        with conn.cursor() as cur:</w:t>
+        <w:br/>
+        <w:t xml:space="preserve">            cur.execute('''SELECT COUNT(*) FROM perfume17.order_items oi</w:t>
+        <w:br/>
+        <w:t xml:space="preserve">                JOIN perfume17.orders o ON o.order_id=oi.order_id</w:t>
+        <w:br/>
+        <w:t xml:space="preserve">                WHERE oi.product_id=%s AND o.order_date &gt;= CURRENT_DATE - INTERVAL '1 month' ''', (item_id,))</w:t>
+        <w:br/>
+        <w:t xml:space="preserve">            row = cur.fetchone()</w:t>
+        <w:br/>
+        <w:t xml:space="preserve">            if row is None:</w:t>
+        <w:br/>
+        <w:t xml:space="preserve">                raise RuntimeError('Результат запроса не получен')</w:t>
+        <w:br/>
+        <w:t xml:space="preserve">            return round(base_price * 0.75, 2) if row[0] == 0 else round(base_price, 2)</w:t>
+        <w:br/>
+        <w:t xml:space="preserve">    except (psycopg2.Error, TypeError, ValueError, RuntimeError) as error:</w:t>
         <w:br/>
         <w:t xml:space="preserve">        return f'Ошибка: {error}'</w:t>
+        <w:br/>
+        <w:t xml:space="preserve">    finally:</w:t>
+        <w:br/>
+        <w:t xml:space="preserve">        if conn is not None:</w:t>
+        <w:br/>
+        <w:t xml:space="preserve">            conn.close()</w:t>
+        <w:br/>
+        <w:br/>
+        <w:t>print(calculate_price_perfume(-1, 'ошибка'))</w:t>
       </w:r>
     </w:p>
     <w:p>
@@ -20893,7 +20924,7 @@
                 <w:szCs w:val="23"/>
                 <w:lang w:eastAsia="ru-RU"/>
               </w:rPr>
-              <w:t xml:space="preserve">Как работает </w:t>
+              <w:t>Как работает </w:t>
             </w:r>
             <w:r>
               <w:rPr>
@@ -20971,6 +21002,7 @@
                 <w:szCs w:val="23"/>
                 <w:lang w:eastAsia="ru-RU"/>
               </w:rPr>
+              <w:lastRenderedPageBreak/>
               <w:t>3</w:t>
             </w:r>
           </w:p>
@@ -21004,7 +21036,7 @@
                 <w:szCs w:val="23"/>
                 <w:lang w:eastAsia="ru-RU"/>
               </w:rPr>
-              <w:t xml:space="preserve">Как работает </w:t>
+              <w:t>Как работает </w:t>
             </w:r>
             <w:r>
               <w:rPr>
@@ -21317,7 +21349,7 @@
                 <w:szCs w:val="23"/>
                 <w:lang w:eastAsia="ru-RU"/>
               </w:rPr>
-              <w:t xml:space="preserve">Почему </w:t>
+              <w:t>Почему </w:t>
             </w:r>
             <w:r>
               <w:rPr>
@@ -21336,7 +21368,7 @@
                 <w:szCs w:val="23"/>
                 <w:lang w:eastAsia="ru-RU"/>
               </w:rPr>
-              <w:t xml:space="preserve"> — это </w:t>
+              <w:t> — это </w:t>
             </w:r>
             <w:r>
               <w:rPr>
@@ -21355,7 +21387,7 @@
                 <w:szCs w:val="23"/>
                 <w:lang w:eastAsia="ru-RU"/>
               </w:rPr>
-              <w:t xml:space="preserve">, а не </w:t>
+              <w:t>, а не </w:t>
             </w:r>
             <w:r>
               <w:rPr>
@@ -21737,7 +21769,7 @@
                 <w:szCs w:val="23"/>
                 <w:lang w:eastAsia="ru-RU"/>
               </w:rPr>
-              <w:t xml:space="preserve">Добавили </w:t>
+              <w:t>Добавили </w:t>
             </w:r>
             <w:r>
               <w:rPr>
@@ -21756,7 +21788,7 @@
                 <w:szCs w:val="23"/>
                 <w:lang w:eastAsia="ru-RU"/>
               </w:rPr>
-              <w:t xml:space="preserve"> для БД</w:t>
+              <w:t> для БД</w:t>
             </w:r>
           </w:p>
         </w:tc>
@@ -21958,7 +21990,7 @@
                 <w:szCs w:val="23"/>
                 <w:lang w:eastAsia="ru-RU"/>
               </w:rPr>
-              <w:t xml:space="preserve">Добавили проверку </w:t>
+              <w:t>Добавили проверку </w:t>
             </w:r>
             <w:r>
               <w:rPr>
@@ -22069,7 +22101,7 @@
                 <w:szCs w:val="23"/>
                 <w:lang w:eastAsia="ru-RU"/>
               </w:rPr>
-              <w:t xml:space="preserve">Написали </w:t>
+              <w:t>Написали </w:t>
             </w:r>
             <w:r>
               <w:rPr>
@@ -22088,7 +22120,7 @@
                 <w:szCs w:val="23"/>
                 <w:lang w:eastAsia="ru-RU"/>
               </w:rPr>
-              <w:t xml:space="preserve"> с ошибками</w:t>
+              <w:t> с ошибками</w:t>
             </w:r>
           </w:p>
         </w:tc>
@@ -22566,7 +22598,7 @@
           <w:color w:val="0F1115"/>
           <w:lang w:eastAsia="ru-RU"/>
         </w:rPr>
-        <w:t>☑</w:t>
+        <w:t>☐</w:t>
       </w:r>
       <w:r>
         <w:rPr>
@@ -22590,7 +22622,7 @@
           <w:color w:val="0F1115"/>
           <w:lang w:eastAsia="ru-RU"/>
         </w:rPr>
-        <w:t>☑</w:t>
+        <w:t>☐</w:t>
       </w:r>
       <w:r>
         <w:rPr>
@@ -22919,7 +22951,7 @@
                 <w:szCs w:val="23"/>
                 <w:lang w:eastAsia="ru-RU"/>
               </w:rPr>
-              <w:t xml:space="preserve"> для БД добавлен</w:t>
+              <w:t> для БД добавлен</w:t>
             </w:r>
           </w:p>
         </w:tc>
@@ -23057,7 +23089,7 @@
                 <w:szCs w:val="23"/>
                 <w:lang w:eastAsia="ru-RU"/>
               </w:rPr>
-              <w:t xml:space="preserve"> добавлен</w:t>
+              <w:t> добавлен</w:t>
             </w:r>
           </w:p>
         </w:tc>
@@ -23185,7 +23217,7 @@
                 <w:szCs w:val="23"/>
                 <w:lang w:eastAsia="ru-RU"/>
               </w:rPr>
-              <w:t xml:space="preserve">Проверка </w:t>
+              <w:t>Проверка </w:t>
             </w:r>
             <w:r>
               <w:rPr>
@@ -23323,7 +23355,7 @@
                 <w:szCs w:val="23"/>
                 <w:lang w:eastAsia="ru-RU"/>
               </w:rPr>
-              <w:t xml:space="preserve">Проверка </w:t>
+              <w:t>Проверка </w:t>
             </w:r>
             <w:r>
               <w:rPr>
@@ -23461,7 +23493,7 @@
                 <w:szCs w:val="23"/>
                 <w:lang w:eastAsia="ru-RU"/>
               </w:rPr>
-              <w:t xml:space="preserve">Проверка </w:t>
+              <w:t>Проверка </w:t>
             </w:r>
             <w:r>
               <w:rPr>
@@ -23599,7 +23631,7 @@
                 <w:szCs w:val="23"/>
                 <w:lang w:eastAsia="ru-RU"/>
               </w:rPr>
-              <w:t xml:space="preserve">Проверка </w:t>
+              <w:t>Проверка </w:t>
             </w:r>
             <w:r>
               <w:rPr>
@@ -23618,7 +23650,7 @@
                 <w:szCs w:val="23"/>
                 <w:lang w:eastAsia="ru-RU"/>
               </w:rPr>
-              <w:t xml:space="preserve"> на </w:t>
+              <w:t> на </w:t>
             </w:r>
             <w:r>
               <w:rPr>
@@ -23766,7 +23798,7 @@
                 <w:szCs w:val="23"/>
                 <w:lang w:eastAsia="ru-RU"/>
               </w:rPr>
-              <w:t xml:space="preserve"> написан</w:t>
+              <w:t> написан</w:t>
             </w:r>
           </w:p>
         </w:tc>
@@ -26153,7 +26185,7 @@
                 <w:szCs w:val="23"/>
                 <w:lang w:eastAsia="ru-RU"/>
               </w:rPr>
-              <w:t xml:space="preserve"> выложен</w:t>
+              <w:t> выложен</w:t>
             </w:r>
           </w:p>
         </w:tc>
@@ -26264,7 +26296,7 @@
                 <w:szCs w:val="23"/>
                 <w:lang w:eastAsia="ru-RU"/>
               </w:rPr>
-              <w:t xml:space="preserve"> выложен</w:t>
+              <w:t> выложен</w:t>
             </w:r>
           </w:p>
         </w:tc>
@@ -29585,7 +29617,7 @@
                 <w:szCs w:val="23"/>
                 <w:lang w:eastAsia="ru-RU"/>
               </w:rPr>
-              <w:t xml:space="preserve">Проверка </w:t>
+              <w:t>Проверка </w:t>
             </w:r>
             <w:r>
               <w:rPr>
@@ -29674,7 +29706,7 @@
                 <w:szCs w:val="23"/>
                 <w:lang w:eastAsia="ru-RU"/>
               </w:rPr>
-              <w:t xml:space="preserve"> в операции</w:t>
+              <w:t> в операции</w:t>
             </w:r>
           </w:p>
         </w:tc>
@@ -29707,7 +29739,7 @@
                 <w:szCs w:val="23"/>
                 <w:lang w:eastAsia="ru-RU"/>
               </w:rPr>
-              <w:t xml:space="preserve">Проверка </w:t>
+              <w:t>Проверка </w:t>
             </w:r>
             <w:r>
               <w:rPr>
@@ -29819,7 +29851,7 @@
                 <w:szCs w:val="23"/>
                 <w:lang w:eastAsia="ru-RU"/>
               </w:rPr>
-              <w:t xml:space="preserve">Проверка </w:t>
+              <w:t>Проверка </w:t>
             </w:r>
             <w:r>
               <w:rPr>
@@ -29931,7 +29963,7 @@
                 <w:szCs w:val="23"/>
                 <w:lang w:eastAsia="ru-RU"/>
               </w:rPr>
-              <w:t xml:space="preserve">Проверка </w:t>
+              <w:t>Проверка </w:t>
             </w:r>
             <w:r>
               <w:rPr>
@@ -30043,7 +30075,7 @@
                 <w:szCs w:val="23"/>
                 <w:lang w:eastAsia="ru-RU"/>
               </w:rPr>
-              <w:t xml:space="preserve">Проверка </w:t>
+              <w:t>Проверка </w:t>
             </w:r>
             <w:r>
               <w:rPr>
@@ -30381,7 +30413,7 @@
                 <w:szCs w:val="23"/>
                 <w:lang w:eastAsia="ru-RU"/>
               </w:rPr>
-              <w:t xml:space="preserve"> (число)</w:t>
+              <w:t> (число)</w:t>
             </w:r>
           </w:p>
         </w:tc>
@@ -30495,7 +30527,7 @@
                 <w:szCs w:val="23"/>
                 <w:lang w:eastAsia="ru-RU"/>
               </w:rPr>
-              <w:t xml:space="preserve"> (пусто)</w:t>
+              <w:t> (пусто)</w:t>
             </w:r>
           </w:p>
         </w:tc>
